--- a/Coursach.docx
+++ b/Coursach.docx
@@ -328,7 +328,7 @@
           </mc:Choice>
           <mc:Fallback>
             <w:pict>
-              <v:shape w14:anchorId="7E2EE2F3" id="Graphic 2" o:spid="_x0000_s1026" style="position:absolute;margin-left:83.4pt;margin-top:9.75pt;width:460.8pt;height:3.55pt;z-index:-15728640;visibility:visible;mso-wrap-style:square;mso-width-percent:0;mso-height-percent:0;mso-wrap-distance-left:0;mso-wrap-distance-top:0;mso-wrap-distance-right:0;mso-wrap-distance-bottom:0;mso-position-horizontal:absolute;mso-position-horizontal-relative:page;mso-position-vertical:absolute;mso-position-vertical-relative:text;mso-width-percent:0;mso-height-percent:0;mso-width-relative:margin;mso-height-relative:margin;v-text-anchor:top" coordsize="6158230,55880" o:gfxdata="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" path="m6158230,46990l,46990r,8890l6158230,55880r,-8890xem6158230,l,,,38100r6158230,l6158230,xe" fillcolor="black" stroked="f">
+              <v:shape w14:anchorId="150A6D40" id="Graphic 2" o:spid="_x0000_s1026" style="position:absolute;margin-left:83.4pt;margin-top:9.75pt;width:460.8pt;height:3.55pt;z-index:-15728640;visibility:visible;mso-wrap-style:square;mso-width-percent:0;mso-height-percent:0;mso-wrap-distance-left:0;mso-wrap-distance-top:0;mso-wrap-distance-right:0;mso-wrap-distance-bottom:0;mso-position-horizontal:absolute;mso-position-horizontal-relative:page;mso-position-vertical:absolute;mso-position-vertical-relative:text;mso-width-percent:0;mso-height-percent:0;mso-width-relative:margin;mso-height-relative:margin;v-text-anchor:top" coordsize="6158230,55880" o:gfxdata="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" path="m6158230,46990l,46990r,8890l6158230,55880r,-8890xem6158230,l,,,38100r6158230,l6158230,xe" fillcolor="black" stroked="f">
                 <v:path arrowok="t"/>
                 <w10:wrap type="topAndBottom" anchorx="page"/>
               </v:shape>
@@ -726,7 +726,7 @@
           </mc:Choice>
           <mc:Fallback>
             <w:pict>
-              <v:shape w14:anchorId="19181FFE" id="Graphic 3" o:spid="_x0000_s1026" style="position:absolute;margin-left:330.55pt;margin-top:-.4pt;width:110.6pt;height:.1pt;z-index:15729152;visibility:visible;mso-wrap-style:square;mso-wrap-distance-left:0;mso-wrap-distance-top:0;mso-wrap-distance-right:0;mso-wrap-distance-bottom:0;mso-position-horizontal:absolute;mso-position-horizontal-relative:page;mso-position-vertical:absolute;mso-position-vertical-relative:text;v-text-anchor:top" coordsize="1404620,1270" o:gfxdata="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" path="m,l1404532,e" filled="f" strokeweight=".31203mm">
+              <v:shape w14:anchorId="60D0F115" id="Graphic 3" o:spid="_x0000_s1026" style="position:absolute;margin-left:330.55pt;margin-top:-.4pt;width:110.6pt;height:.1pt;z-index:15729152;visibility:visible;mso-wrap-style:square;mso-wrap-distance-left:0;mso-wrap-distance-top:0;mso-wrap-distance-right:0;mso-wrap-distance-bottom:0;mso-position-horizontal:absolute;mso-position-horizontal-relative:page;mso-position-vertical:absolute;mso-position-vertical-relative:text;v-text-anchor:top" coordsize="1404620,1270" o:gfxdata="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" path="m,l1404532,e" filled="f" strokeweight=".31203mm">
                 <v:path arrowok="t"/>
                 <w10:wrap anchorx="page"/>
               </v:shape>
@@ -923,7 +923,7 @@
           </mc:Choice>
           <mc:Fallback>
             <w:pict>
-              <v:shape w14:anchorId="115C7582" id="Graphic 4" o:spid="_x0000_s1026" style="position:absolute;margin-left:330.05pt;margin-top:-51.55pt;width:110.6pt;height:.1pt;z-index:15729664;visibility:visible;mso-wrap-style:square;mso-wrap-distance-left:0;mso-wrap-distance-top:0;mso-wrap-distance-right:0;mso-wrap-distance-bottom:0;mso-position-horizontal:absolute;mso-position-horizontal-relative:page;mso-position-vertical:absolute;mso-position-vertical-relative:text;v-text-anchor:top" coordsize="1404620,1270" o:gfxdata="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" path="m,l1404532,e" filled="f" strokeweight=".31203mm">
+              <v:shape w14:anchorId="64699040" id="Graphic 4" o:spid="_x0000_s1026" style="position:absolute;margin-left:330.05pt;margin-top:-51.55pt;width:110.6pt;height:.1pt;z-index:15729664;visibility:visible;mso-wrap-style:square;mso-wrap-distance-left:0;mso-wrap-distance-top:0;mso-wrap-distance-right:0;mso-wrap-distance-bottom:0;mso-position-horizontal:absolute;mso-position-horizontal-relative:page;mso-position-vertical:absolute;mso-position-vertical-relative:text;v-text-anchor:top" coordsize="1404620,1270" o:gfxdata="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" path="m,l1404532,e" filled="f" strokeweight=".31203mm">
                 <v:path arrowok="t"/>
                 <w10:wrap anchorx="page"/>
               </v:shape>
@@ -1025,6 +1025,13 @@
     </w:p>
     <w:sdt>
       <w:sdtPr>
+        <w:rPr>
+          <w:rFonts w:ascii="Times New Roman" w:eastAsia="Times New Roman" w:hAnsi="Times New Roman" w:cs="Times New Roman"/>
+          <w:color w:val="auto"/>
+          <w:sz w:val="22"/>
+          <w:szCs w:val="22"/>
+          <w:lang w:eastAsia="en-US"/>
+        </w:rPr>
         <w:id w:val="-1950380311"/>
         <w:docPartObj>
           <w:docPartGallery w:val="Table of Contents"/>
@@ -1033,13 +1040,8 @@
       </w:sdtPr>
       <w:sdtEndPr>
         <w:rPr>
-          <w:rFonts w:ascii="Times New Roman" w:eastAsia="Times New Roman" w:hAnsi="Times New Roman" w:cs="Times New Roman"/>
           <w:b/>
           <w:bCs/>
-          <w:color w:val="auto"/>
-          <w:sz w:val="22"/>
-          <w:szCs w:val="22"/>
-          <w:lang w:eastAsia="en-US"/>
         </w:rPr>
       </w:sdtEndPr>
       <w:sdtContent>
@@ -4147,10 +4149,10 @@
         </w:rPr>
         <w:lastRenderedPageBreak/>
         <w:drawing>
-          <wp:inline distT="0" distB="0" distL="0" distR="0" wp14:anchorId="08BC6EC9" wp14:editId="3076B7CB">
-            <wp:extent cx="5290411" cy="7890164"/>
-            <wp:effectExtent l="0" t="0" r="5715" b="0"/>
-            <wp:docPr id="838673773" name="Рисунок 4"/>
+          <wp:inline distT="0" distB="0" distL="0" distR="0" wp14:anchorId="0F9CEDD3" wp14:editId="6FC9231C">
+            <wp:extent cx="5743662" cy="8580120"/>
+            <wp:effectExtent l="0" t="0" r="9525" b="0"/>
+            <wp:docPr id="1630325886" name="Рисунок 4"/>
             <wp:cNvGraphicFramePr>
               <a:graphicFrameLocks xmlns:a="http://schemas.openxmlformats.org/drawingml/2006/main" noChangeAspect="1"/>
             </wp:cNvGraphicFramePr>
@@ -4179,7 +4181,7 @@
                   <pic:spPr bwMode="auto">
                     <a:xfrm>
                       <a:off x="0" y="0"/>
-                      <a:ext cx="5323777" cy="7939927"/>
+                      <a:ext cx="5773130" cy="8624141"/>
                     </a:xfrm>
                     <a:prstGeom prst="rect">
                       <a:avLst/>
@@ -4219,7 +4221,14 @@
           <w:szCs w:val="26"/>
           <w:lang w:val="en-US"/>
         </w:rPr>
-        <w:t>ER-</w:t>
+        <w:t>ER</w:t>
+      </w:r>
+      <w:r>
+        <w:rPr>
+          <w:sz w:val="26"/>
+          <w:szCs w:val="26"/>
+        </w:rPr>
+        <w:t>-</w:t>
       </w:r>
       <w:r>
         <w:rPr>
@@ -4262,10 +4271,7 @@
         <w:t xml:space="preserve"> </w:t>
       </w:r>
       <w:r>
-        <w:t>Преобразование</w:t>
-      </w:r>
-      <w:r>
-        <w:t xml:space="preserve"> </w:t>
+        <w:t xml:space="preserve">Преобразование </w:t>
       </w:r>
       <w:r>
         <w:rPr>
@@ -4277,10 +4283,7 @@
         <w:t>-</w:t>
       </w:r>
       <w:r>
-        <w:t>модели</w:t>
-      </w:r>
-      <w:r>
-        <w:t xml:space="preserve"> в реляционную</w:t>
+        <w:t>модели в реляционную</w:t>
       </w:r>
       <w:bookmarkEnd w:id="4"/>
     </w:p>
@@ -4333,10 +4336,10 @@
           <w:noProof/>
         </w:rPr>
         <w:drawing>
-          <wp:inline distT="0" distB="0" distL="0" distR="0" wp14:anchorId="1190AD2E" wp14:editId="3900E6C8">
-            <wp:extent cx="5058468" cy="7824614"/>
-            <wp:effectExtent l="0" t="0" r="8890" b="0"/>
-            <wp:docPr id="517782852" name="Рисунок 5"/>
+          <wp:inline distT="0" distB="0" distL="0" distR="0" wp14:anchorId="43EC0EFF" wp14:editId="5A1EB232">
+            <wp:extent cx="5072826" cy="7833360"/>
+            <wp:effectExtent l="0" t="0" r="0" b="0"/>
+            <wp:docPr id="997738470" name="Рисунок 5"/>
             <wp:cNvGraphicFramePr>
               <a:graphicFrameLocks xmlns:a="http://schemas.openxmlformats.org/drawingml/2006/main" noChangeAspect="1"/>
             </wp:cNvGraphicFramePr>
@@ -4365,7 +4368,7 @@
                   <pic:spPr bwMode="auto">
                     <a:xfrm>
                       <a:off x="0" y="0"/>
-                      <a:ext cx="5085795" cy="7866884"/>
+                      <a:ext cx="5075055" cy="7836802"/>
                     </a:xfrm>
                     <a:prstGeom prst="rect">
                       <a:avLst/>
@@ -16553,15 +16556,15 @@
               <w:bottom w:w="120" w:type="dxa"/>
               <w:right w:w="120" w:type="dxa"/>
             </w:tcMar>
-            <w:hideMark/>
-          </w:tcPr>
-          <w:p>
-            <w:pPr>
-              <w:spacing w:after="300"/>
-              <w:rPr>
-                <w:color w:val="000000" w:themeColor="text1"/>
-                <w:sz w:val="26"/>
-                <w:szCs w:val="26"/>
+          </w:tcPr>
+          <w:p>
+            <w:pPr>
+              <w:spacing w:after="300"/>
+              <w:rPr>
+                <w:color w:val="000000" w:themeColor="text1"/>
+                <w:sz w:val="26"/>
+                <w:szCs w:val="26"/>
+                <w:lang w:val="en-US"/>
               </w:rPr>
             </w:pPr>
             <w:proofErr w:type="spellStart"/>
@@ -16570,8 +16573,9 @@
                 <w:color w:val="000000" w:themeColor="text1"/>
                 <w:sz w:val="26"/>
                 <w:szCs w:val="26"/>
-              </w:rPr>
-              <w:t>Medical_history</w:t>
+                <w:lang w:val="en-US"/>
+              </w:rPr>
+              <w:t>Date_of_discharge</w:t>
             </w:r>
             <w:proofErr w:type="spellEnd"/>
           </w:p>
@@ -16591,58 +16595,60 @@
               <w:bottom w:w="120" w:type="dxa"/>
               <w:right w:w="120" w:type="dxa"/>
             </w:tcMar>
-            <w:hideMark/>
-          </w:tcPr>
-          <w:p>
-            <w:pPr>
-              <w:spacing w:after="300"/>
-              <w:rPr>
-                <w:color w:val="000000" w:themeColor="text1"/>
-                <w:sz w:val="26"/>
-                <w:szCs w:val="26"/>
-              </w:rPr>
-            </w:pPr>
-            <w:r>
-              <w:rPr>
-                <w:color w:val="000000" w:themeColor="text1"/>
-                <w:sz w:val="26"/>
-                <w:szCs w:val="26"/>
-              </w:rPr>
-              <w:t>TEXT</w:t>
-            </w:r>
-          </w:p>
-        </w:tc>
-        <w:tc>
-          <w:tcPr>
-            <w:tcW w:w="0" w:type="auto"/>
-            <w:tcBorders>
-              <w:top w:val="single" w:sz="6" w:space="0" w:color="000000"/>
-              <w:left w:val="single" w:sz="6" w:space="0" w:color="000000"/>
-              <w:bottom w:val="single" w:sz="6" w:space="0" w:color="000000"/>
-              <w:right w:val="single" w:sz="6" w:space="0" w:color="000000"/>
-            </w:tcBorders>
-            <w:tcMar>
-              <w:top w:w="120" w:type="dxa"/>
-              <w:left w:w="120" w:type="dxa"/>
-              <w:bottom w:w="120" w:type="dxa"/>
-              <w:right w:w="120" w:type="dxa"/>
-            </w:tcMar>
-            <w:hideMark/>
-          </w:tcPr>
-          <w:p>
-            <w:pPr>
-              <w:spacing w:after="300"/>
-              <w:rPr>
-                <w:color w:val="000000" w:themeColor="text1"/>
-                <w:sz w:val="26"/>
-                <w:szCs w:val="26"/>
-              </w:rPr>
-            </w:pPr>
-            <w:r>
-              <w:rPr>
-                <w:color w:val="000000" w:themeColor="text1"/>
-                <w:sz w:val="26"/>
-                <w:szCs w:val="26"/>
+          </w:tcPr>
+          <w:p>
+            <w:pPr>
+              <w:spacing w:after="300"/>
+              <w:rPr>
+                <w:color w:val="000000" w:themeColor="text1"/>
+                <w:sz w:val="26"/>
+                <w:szCs w:val="26"/>
+                <w:lang w:val="en-US"/>
+              </w:rPr>
+            </w:pPr>
+            <w:r>
+              <w:rPr>
+                <w:color w:val="000000" w:themeColor="text1"/>
+                <w:sz w:val="26"/>
+                <w:szCs w:val="26"/>
+                <w:lang w:val="en-US"/>
+              </w:rPr>
+              <w:t>DATE</w:t>
+            </w:r>
+          </w:p>
+        </w:tc>
+        <w:tc>
+          <w:tcPr>
+            <w:tcW w:w="0" w:type="auto"/>
+            <w:tcBorders>
+              <w:top w:val="single" w:sz="6" w:space="0" w:color="000000"/>
+              <w:left w:val="single" w:sz="6" w:space="0" w:color="000000"/>
+              <w:bottom w:val="single" w:sz="6" w:space="0" w:color="000000"/>
+              <w:right w:val="single" w:sz="6" w:space="0" w:color="000000"/>
+            </w:tcBorders>
+            <w:tcMar>
+              <w:top w:w="120" w:type="dxa"/>
+              <w:left w:w="120" w:type="dxa"/>
+              <w:bottom w:w="120" w:type="dxa"/>
+              <w:right w:w="120" w:type="dxa"/>
+            </w:tcMar>
+          </w:tcPr>
+          <w:p>
+            <w:pPr>
+              <w:spacing w:after="300"/>
+              <w:rPr>
+                <w:color w:val="000000" w:themeColor="text1"/>
+                <w:sz w:val="26"/>
+                <w:szCs w:val="26"/>
+                <w:lang w:val="en-US"/>
+              </w:rPr>
+            </w:pPr>
+            <w:r>
+              <w:rPr>
+                <w:color w:val="000000" w:themeColor="text1"/>
+                <w:sz w:val="26"/>
+                <w:szCs w:val="26"/>
+                <w:lang w:val="en-US"/>
               </w:rPr>
               <w:t>No</w:t>
             </w:r>
@@ -16663,60 +16669,60 @@
               <w:bottom w:w="120" w:type="dxa"/>
               <w:right w:w="120" w:type="dxa"/>
             </w:tcMar>
-            <w:hideMark/>
-          </w:tcPr>
-          <w:p>
-            <w:pPr>
-              <w:spacing w:after="300"/>
-              <w:rPr>
-                <w:color w:val="000000" w:themeColor="text1"/>
-                <w:sz w:val="26"/>
-                <w:szCs w:val="26"/>
-              </w:rPr>
-            </w:pPr>
-            <w:r>
-              <w:rPr>
-                <w:color w:val="000000" w:themeColor="text1"/>
-                <w:sz w:val="26"/>
-                <w:szCs w:val="26"/>
-              </w:rPr>
-              <w:t>NOT NULL</w:t>
-            </w:r>
-          </w:p>
-        </w:tc>
-        <w:tc>
-          <w:tcPr>
-            <w:tcW w:w="0" w:type="auto"/>
-            <w:tcBorders>
-              <w:top w:val="single" w:sz="6" w:space="0" w:color="000000"/>
-              <w:left w:val="single" w:sz="6" w:space="0" w:color="000000"/>
-              <w:bottom w:val="single" w:sz="6" w:space="0" w:color="000000"/>
-              <w:right w:val="single" w:sz="6" w:space="0" w:color="000000"/>
-            </w:tcBorders>
-            <w:tcMar>
-              <w:top w:w="120" w:type="dxa"/>
-              <w:left w:w="120" w:type="dxa"/>
-              <w:bottom w:w="120" w:type="dxa"/>
-              <w:right w:w="120" w:type="dxa"/>
-            </w:tcMar>
-            <w:hideMark/>
-          </w:tcPr>
-          <w:p>
-            <w:pPr>
-              <w:spacing w:after="300"/>
-              <w:rPr>
-                <w:color w:val="000000" w:themeColor="text1"/>
-                <w:sz w:val="26"/>
-                <w:szCs w:val="26"/>
-              </w:rPr>
-            </w:pPr>
-            <w:r>
-              <w:rPr>
-                <w:color w:val="000000" w:themeColor="text1"/>
-                <w:sz w:val="26"/>
-                <w:szCs w:val="26"/>
-              </w:rPr>
-              <w:t>История болезни</w:t>
+          </w:tcPr>
+          <w:p>
+            <w:pPr>
+              <w:spacing w:after="300"/>
+              <w:rPr>
+                <w:color w:val="000000" w:themeColor="text1"/>
+                <w:sz w:val="26"/>
+                <w:szCs w:val="26"/>
+                <w:lang w:val="en-US"/>
+              </w:rPr>
+            </w:pPr>
+            <w:r>
+              <w:rPr>
+                <w:color w:val="000000" w:themeColor="text1"/>
+                <w:sz w:val="26"/>
+                <w:szCs w:val="26"/>
+                <w:lang w:val="en-US"/>
+              </w:rPr>
+              <w:t>NULL</w:t>
+            </w:r>
+          </w:p>
+        </w:tc>
+        <w:tc>
+          <w:tcPr>
+            <w:tcW w:w="0" w:type="auto"/>
+            <w:tcBorders>
+              <w:top w:val="single" w:sz="6" w:space="0" w:color="000000"/>
+              <w:left w:val="single" w:sz="6" w:space="0" w:color="000000"/>
+              <w:bottom w:val="single" w:sz="6" w:space="0" w:color="000000"/>
+              <w:right w:val="single" w:sz="6" w:space="0" w:color="000000"/>
+            </w:tcBorders>
+            <w:tcMar>
+              <w:top w:w="120" w:type="dxa"/>
+              <w:left w:w="120" w:type="dxa"/>
+              <w:bottom w:w="120" w:type="dxa"/>
+              <w:right w:w="120" w:type="dxa"/>
+            </w:tcMar>
+          </w:tcPr>
+          <w:p>
+            <w:pPr>
+              <w:spacing w:after="300"/>
+              <w:rPr>
+                <w:color w:val="000000" w:themeColor="text1"/>
+                <w:sz w:val="26"/>
+                <w:szCs w:val="26"/>
+              </w:rPr>
+            </w:pPr>
+            <w:r>
+              <w:rPr>
+                <w:color w:val="000000" w:themeColor="text1"/>
+                <w:sz w:val="26"/>
+                <w:szCs w:val="26"/>
+              </w:rPr>
+              <w:t>Дата выписки</w:t>
             </w:r>
           </w:p>
         </w:tc>
@@ -16758,7 +16764,7 @@
                 <w:sz w:val="26"/>
                 <w:szCs w:val="26"/>
               </w:rPr>
-              <w:t>Complaints</w:t>
+              <w:t>Medical_history</w:t>
             </w:r>
             <w:proofErr w:type="spellEnd"/>
           </w:p>
@@ -16903,7 +16909,7 @@
                 <w:sz w:val="26"/>
                 <w:szCs w:val="26"/>
               </w:rPr>
-              <w:t>Жалобы</w:t>
+              <w:t>История болезни</w:t>
             </w:r>
           </w:p>
         </w:tc>
@@ -16945,7 +16951,7 @@
                 <w:sz w:val="26"/>
                 <w:szCs w:val="26"/>
               </w:rPr>
-              <w:t>Allergies</w:t>
+              <w:t>Complaints</w:t>
             </w:r>
             <w:proofErr w:type="spellEnd"/>
           </w:p>
@@ -16974,15 +16980,17 @@
                 <w:color w:val="000000" w:themeColor="text1"/>
                 <w:sz w:val="26"/>
                 <w:szCs w:val="26"/>
-              </w:rPr>
-            </w:pPr>
-            <w:r>
-              <w:rPr>
-                <w:color w:val="000000" w:themeColor="text1"/>
-                <w:sz w:val="26"/>
-                <w:szCs w:val="26"/>
-              </w:rPr>
-              <w:t>JSONB</w:t>
+                <w:lang w:val="en-US"/>
+              </w:rPr>
+            </w:pPr>
+            <w:r>
+              <w:rPr>
+                <w:color w:val="000000" w:themeColor="text1"/>
+                <w:sz w:val="26"/>
+                <w:szCs w:val="26"/>
+                <w:lang w:val="en-US"/>
+              </w:rPr>
+              <w:t>TEXT</w:t>
             </w:r>
           </w:p>
         </w:tc>
@@ -17090,7 +17098,7 @@
                 <w:sz w:val="26"/>
                 <w:szCs w:val="26"/>
               </w:rPr>
-              <w:t>Аллергии</w:t>
+              <w:t>Жалобы</w:t>
             </w:r>
           </w:p>
         </w:tc>
@@ -17132,7 +17140,7 @@
                 <w:sz w:val="26"/>
                 <w:szCs w:val="26"/>
               </w:rPr>
-              <w:t>Bad_habits</w:t>
+              <w:t>Allergies</w:t>
             </w:r>
             <w:proofErr w:type="spellEnd"/>
           </w:p>
@@ -17277,7 +17285,7 @@
                 <w:sz w:val="26"/>
                 <w:szCs w:val="26"/>
               </w:rPr>
-              <w:t>Вредные привычки</w:t>
+              <w:t>Аллергии</w:t>
             </w:r>
           </w:p>
         </w:tc>
@@ -17319,7 +17327,7 @@
                 <w:sz w:val="26"/>
                 <w:szCs w:val="26"/>
               </w:rPr>
-              <w:t>Blood_pressure_low</w:t>
+              <w:t>Bad_habits</w:t>
             </w:r>
             <w:proofErr w:type="spellEnd"/>
           </w:p>
@@ -17356,7 +17364,7 @@
                 <w:sz w:val="26"/>
                 <w:szCs w:val="26"/>
               </w:rPr>
-              <w:t>INT</w:t>
+              <w:t>JSONB</w:t>
             </w:r>
           </w:p>
         </w:tc>
@@ -17464,7 +17472,7 @@
                 <w:sz w:val="26"/>
                 <w:szCs w:val="26"/>
               </w:rPr>
-              <w:t>Нижнее давление</w:t>
+              <w:t>Вредные привычки</w:t>
             </w:r>
           </w:p>
         </w:tc>
@@ -17506,7 +17514,203 @@
                 <w:sz w:val="26"/>
                 <w:szCs w:val="26"/>
               </w:rPr>
+              <w:t>Blood_pressure_low</w:t>
+            </w:r>
+            <w:proofErr w:type="spellEnd"/>
+          </w:p>
+        </w:tc>
+        <w:tc>
+          <w:tcPr>
+            <w:tcW w:w="0" w:type="auto"/>
+            <w:tcBorders>
+              <w:top w:val="single" w:sz="6" w:space="0" w:color="000000"/>
+              <w:left w:val="single" w:sz="6" w:space="0" w:color="000000"/>
+              <w:bottom w:val="single" w:sz="6" w:space="0" w:color="000000"/>
+              <w:right w:val="single" w:sz="6" w:space="0" w:color="000000"/>
+            </w:tcBorders>
+            <w:tcMar>
+              <w:top w:w="120" w:type="dxa"/>
+              <w:left w:w="120" w:type="dxa"/>
+              <w:bottom w:w="120" w:type="dxa"/>
+              <w:right w:w="120" w:type="dxa"/>
+            </w:tcMar>
+            <w:hideMark/>
+          </w:tcPr>
+          <w:p>
+            <w:pPr>
+              <w:spacing w:after="300"/>
+              <w:rPr>
+                <w:color w:val="000000" w:themeColor="text1"/>
+                <w:sz w:val="26"/>
+                <w:szCs w:val="26"/>
+              </w:rPr>
+            </w:pPr>
+            <w:r>
+              <w:rPr>
+                <w:color w:val="000000" w:themeColor="text1"/>
+                <w:sz w:val="26"/>
+                <w:szCs w:val="26"/>
+              </w:rPr>
+              <w:t>INT</w:t>
+            </w:r>
+          </w:p>
+        </w:tc>
+        <w:tc>
+          <w:tcPr>
+            <w:tcW w:w="0" w:type="auto"/>
+            <w:tcBorders>
+              <w:top w:val="single" w:sz="6" w:space="0" w:color="000000"/>
+              <w:left w:val="single" w:sz="6" w:space="0" w:color="000000"/>
+              <w:bottom w:val="single" w:sz="6" w:space="0" w:color="000000"/>
+              <w:right w:val="single" w:sz="6" w:space="0" w:color="000000"/>
+            </w:tcBorders>
+            <w:tcMar>
+              <w:top w:w="120" w:type="dxa"/>
+              <w:left w:w="120" w:type="dxa"/>
+              <w:bottom w:w="120" w:type="dxa"/>
+              <w:right w:w="120" w:type="dxa"/>
+            </w:tcMar>
+            <w:hideMark/>
+          </w:tcPr>
+          <w:p>
+            <w:pPr>
+              <w:spacing w:after="300"/>
+              <w:rPr>
+                <w:color w:val="000000" w:themeColor="text1"/>
+                <w:sz w:val="26"/>
+                <w:szCs w:val="26"/>
+              </w:rPr>
+            </w:pPr>
+            <w:r>
+              <w:rPr>
+                <w:color w:val="000000" w:themeColor="text1"/>
+                <w:sz w:val="26"/>
+                <w:szCs w:val="26"/>
+              </w:rPr>
+              <w:t>No</w:t>
+            </w:r>
+          </w:p>
+        </w:tc>
+        <w:tc>
+          <w:tcPr>
+            <w:tcW w:w="0" w:type="auto"/>
+            <w:tcBorders>
+              <w:top w:val="single" w:sz="6" w:space="0" w:color="000000"/>
+              <w:left w:val="single" w:sz="6" w:space="0" w:color="000000"/>
+              <w:bottom w:val="single" w:sz="6" w:space="0" w:color="000000"/>
+              <w:right w:val="single" w:sz="6" w:space="0" w:color="000000"/>
+            </w:tcBorders>
+            <w:tcMar>
+              <w:top w:w="120" w:type="dxa"/>
+              <w:left w:w="120" w:type="dxa"/>
+              <w:bottom w:w="120" w:type="dxa"/>
+              <w:right w:w="120" w:type="dxa"/>
+            </w:tcMar>
+            <w:hideMark/>
+          </w:tcPr>
+          <w:p>
+            <w:pPr>
+              <w:spacing w:after="300"/>
+              <w:rPr>
+                <w:color w:val="000000" w:themeColor="text1"/>
+                <w:sz w:val="26"/>
+                <w:szCs w:val="26"/>
+              </w:rPr>
+            </w:pPr>
+            <w:r>
+              <w:rPr>
+                <w:color w:val="000000" w:themeColor="text1"/>
+                <w:sz w:val="26"/>
+                <w:szCs w:val="26"/>
+              </w:rPr>
+              <w:t xml:space="preserve">NOT </w:t>
+            </w:r>
+            <w:r>
+              <w:rPr>
+                <w:color w:val="000000" w:themeColor="text1"/>
+                <w:sz w:val="26"/>
+                <w:szCs w:val="26"/>
+              </w:rPr>
               <w:lastRenderedPageBreak/>
+              <w:t>NULL</w:t>
+            </w:r>
+          </w:p>
+        </w:tc>
+        <w:tc>
+          <w:tcPr>
+            <w:tcW w:w="0" w:type="auto"/>
+            <w:tcBorders>
+              <w:top w:val="single" w:sz="6" w:space="0" w:color="000000"/>
+              <w:left w:val="single" w:sz="6" w:space="0" w:color="000000"/>
+              <w:bottom w:val="single" w:sz="6" w:space="0" w:color="000000"/>
+              <w:right w:val="single" w:sz="6" w:space="0" w:color="000000"/>
+            </w:tcBorders>
+            <w:tcMar>
+              <w:top w:w="120" w:type="dxa"/>
+              <w:left w:w="120" w:type="dxa"/>
+              <w:bottom w:w="120" w:type="dxa"/>
+              <w:right w:w="120" w:type="dxa"/>
+            </w:tcMar>
+            <w:hideMark/>
+          </w:tcPr>
+          <w:p>
+            <w:pPr>
+              <w:spacing w:after="300"/>
+              <w:rPr>
+                <w:color w:val="000000" w:themeColor="text1"/>
+                <w:sz w:val="26"/>
+                <w:szCs w:val="26"/>
+              </w:rPr>
+            </w:pPr>
+            <w:r>
+              <w:rPr>
+                <w:color w:val="000000" w:themeColor="text1"/>
+                <w:sz w:val="26"/>
+                <w:szCs w:val="26"/>
+              </w:rPr>
+              <w:lastRenderedPageBreak/>
+              <w:t>Нижнее давление</w:t>
+            </w:r>
+          </w:p>
+        </w:tc>
+      </w:tr>
+      <w:tr>
+        <w:trPr>
+          <w:divId w:val="213082566"/>
+        </w:trPr>
+        <w:tc>
+          <w:tcPr>
+            <w:tcW w:w="0" w:type="auto"/>
+            <w:tcBorders>
+              <w:top w:val="single" w:sz="6" w:space="0" w:color="000000"/>
+              <w:left w:val="single" w:sz="6" w:space="0" w:color="000000"/>
+              <w:bottom w:val="single" w:sz="6" w:space="0" w:color="000000"/>
+              <w:right w:val="single" w:sz="6" w:space="0" w:color="000000"/>
+            </w:tcBorders>
+            <w:tcMar>
+              <w:top w:w="120" w:type="dxa"/>
+              <w:left w:w="120" w:type="dxa"/>
+              <w:bottom w:w="120" w:type="dxa"/>
+              <w:right w:w="120" w:type="dxa"/>
+            </w:tcMar>
+            <w:hideMark/>
+          </w:tcPr>
+          <w:p>
+            <w:pPr>
+              <w:spacing w:after="300"/>
+              <w:rPr>
+                <w:color w:val="000000" w:themeColor="text1"/>
+                <w:sz w:val="26"/>
+                <w:szCs w:val="26"/>
+              </w:rPr>
+            </w:pPr>
+            <w:proofErr w:type="spellStart"/>
+            <w:r>
+              <w:rPr>
+                <w:color w:val="000000" w:themeColor="text1"/>
+                <w:sz w:val="26"/>
+                <w:szCs w:val="26"/>
+              </w:rPr>
               <w:t>Blood_pressure_high</w:t>
             </w:r>
             <w:proofErr w:type="spellEnd"/>
@@ -19415,7 +19619,6 @@
         <w:rPr>
           <w:rFonts w:eastAsiaTheme="minorEastAsia"/>
         </w:rPr>
-        <w:lastRenderedPageBreak/>
         <w:t>Разработка клиент-серверного приложения</w:t>
       </w:r>
     </w:p>
@@ -26758,6 +26961,7 @@
   <w:style w:type="character" w:default="1" w:styleId="a0">
     <w:name w:val="Default Paragraph Font"/>
     <w:uiPriority w:val="1"/>
+    <w:semiHidden/>
     <w:unhideWhenUsed/>
   </w:style>
   <w:style w:type="table" w:default="1" w:styleId="a1">
